--- a/baitap/th2_4.docx
+++ b/baitap/th2_4.docx
@@ -1175,7 +1175,7 @@
     <w:p>
       <w:r>
         <w:pict w14:anchorId="382FBC77">
-          <v:rect id="_x0000_i1039" style="width:0;height:1.5pt" o:hralign="center" o:hrstd="t" o:hr="t" fillcolor="#a0a0a0" stroked="f"/>
+          <v:rect id="_x0000_i1029" style="width:0;height:1.5pt" o:hralign="center" o:hrstd="t" o:hr="t" fillcolor="#a0a0a0" stroked="f"/>
         </w:pict>
       </w:r>
     </w:p>
@@ -1363,7 +1363,7 @@
     <w:p>
       <w:r>
         <w:pict w14:anchorId="07E7B773">
-          <v:rect id="_x0000_i1050" style="width:0;height:1.5pt" o:hralign="center" o:hrstd="t" o:hr="t" fillcolor="#a0a0a0" stroked="f"/>
+          <v:rect id="_x0000_i1030" style="width:0;height:1.5pt" o:hralign="center" o:hrstd="t" o:hr="t" fillcolor="#a0a0a0" stroked="f"/>
         </w:pict>
       </w:r>
     </w:p>
@@ -1549,7 +1549,7 @@
     <w:p>
       <w:r>
         <w:pict w14:anchorId="5E609DF9">
-          <v:rect id="_x0000_i1061" style="width:0;height:1.5pt" o:hralign="center" o:hrstd="t" o:hr="t" fillcolor="#a0a0a0" stroked="f"/>
+          <v:rect id="_x0000_i1031" style="width:0;height:1.5pt" o:hralign="center" o:hrstd="t" o:hr="t" fillcolor="#a0a0a0" stroked="f"/>
         </w:pict>
       </w:r>
     </w:p>
@@ -1684,6 +1684,9 @@
       <w:r>
         <w:t>She has two sister</w:t>
       </w:r>
+      <w:r>
+        <w:t>s</w:t>
+      </w:r>
     </w:p>
     <w:p>
       <w:pPr>
@@ -1737,7 +1740,7 @@
     <w:p>
       <w:r>
         <w:pict w14:anchorId="73B48835">
-          <v:rect id="_x0000_i1072" style="width:0;height:1.5pt" o:hralign="center" o:hrstd="t" o:hr="t" fillcolor="#a0a0a0" stroked="f"/>
+          <v:rect id="_x0000_i1032" style="width:0;height:1.5pt" o:hralign="center" o:hrstd="t" o:hr="t" fillcolor="#a0a0a0" stroked="f"/>
         </w:pict>
       </w:r>
     </w:p>
@@ -1763,6 +1766,9 @@
     </w:p>
     <w:p>
       <w:r>
+        <w:t xml:space="preserve">Hello! </w:t>
+      </w:r>
+      <w:r>
         <w:t>My name is Peter. I am twelve years old. I have one brother and one sister. My brother is fourteen years old. My sister is eight years old. We live in a small house. There are five rooms in our house. I like English and my sister likes music.</w:t>
       </w:r>
     </w:p>
@@ -1866,7 +1872,7 @@
     <w:p>
       <w:r>
         <w:pict w14:anchorId="17DC1A07">
-          <v:rect id="_x0000_i1078" style="width:0;height:1.5pt" o:hralign="center" o:hrstd="t" o:hr="t" fillcolor="#a0a0a0" stroked="f"/>
+          <v:rect id="_x0000_i1033" style="width:0;height:1.5pt" o:hralign="center" o:hrstd="t" o:hr="t" fillcolor="#a0a0a0" stroked="f"/>
         </w:pict>
       </w:r>
     </w:p>
@@ -2059,7 +2065,7 @@
     <w:p>
       <w:r>
         <w:pict w14:anchorId="71DF4B6B">
-          <v:rect id="_x0000_i1079" style="width:0;height:1.5pt" o:hralign="center" o:hrstd="t" o:hr="t" fillcolor="#a0a0a0" stroked="f"/>
+          <v:rect id="_x0000_i1034" style="width:0;height:1.5pt" o:hralign="center" o:hrstd="t" o:hr="t" fillcolor="#a0a0a0" stroked="f"/>
         </w:pict>
       </w:r>
     </w:p>
@@ -2167,42 +2173,42 @@
     <w:p>
       <w:r>
         <w:pict w14:anchorId="42CD324E">
-          <v:rect id="_x0000_i1082" style="width:0;height:1.5pt" o:hralign="center" o:hrstd="t" o:hr="t" fillcolor="#a0a0a0" stroked="f"/>
+          <v:rect id="_x0000_i1035" style="width:0;height:1.5pt" o:hralign="center" o:hrstd="t" o:hr="t" fillcolor="#a0a0a0" stroked="f"/>
         </w:pict>
       </w:r>
     </w:p>
     <w:p>
       <w:r>
         <w:pict w14:anchorId="550FC3C2">
-          <v:rect id="_x0000_i1083" style="width:0;height:1.5pt" o:hralign="center" o:hrstd="t" o:hr="t" fillcolor="#a0a0a0" stroked="f"/>
+          <v:rect id="_x0000_i1036" style="width:0;height:1.5pt" o:hralign="center" o:hrstd="t" o:hr="t" fillcolor="#a0a0a0" stroked="f"/>
         </w:pict>
       </w:r>
     </w:p>
     <w:p>
       <w:r>
         <w:pict w14:anchorId="58D5D91E">
-          <v:rect id="_x0000_i1084" style="width:0;height:1.5pt" o:hralign="center" o:hrstd="t" o:hr="t" fillcolor="#a0a0a0" stroked="f"/>
+          <v:rect id="_x0000_i1037" style="width:0;height:1.5pt" o:hralign="center" o:hrstd="t" o:hr="t" fillcolor="#a0a0a0" stroked="f"/>
         </w:pict>
       </w:r>
     </w:p>
     <w:p>
       <w:r>
         <w:pict w14:anchorId="1EF74677">
-          <v:rect id="_x0000_i1085" style="width:0;height:1.5pt" o:hralign="center" o:hrstd="t" o:hr="t" fillcolor="#a0a0a0" stroked="f"/>
+          <v:rect id="_x0000_i1038" style="width:0;height:1.5pt" o:hralign="center" o:hrstd="t" o:hr="t" fillcolor="#a0a0a0" stroked="f"/>
         </w:pict>
       </w:r>
     </w:p>
     <w:p>
       <w:r>
         <w:pict w14:anchorId="0F5712A8">
-          <v:rect id="_x0000_i1086" style="width:0;height:1.5pt" o:hralign="center" o:hrstd="t" o:hr="t" fillcolor="#a0a0a0" stroked="f"/>
+          <v:rect id="_x0000_i1039" style="width:0;height:1.5pt" o:hralign="center" o:hrstd="t" o:hr="t" fillcolor="#a0a0a0" stroked="f"/>
         </w:pict>
       </w:r>
     </w:p>
     <w:p>
       <w:r>
         <w:pict w14:anchorId="1A737F31">
-          <v:rect id="_x0000_i1087" style="width:0;height:1.5pt" o:hralign="center" o:hrstd="t" o:hr="t" fillcolor="#a0a0a0" stroked="f"/>
+          <v:rect id="_x0000_i1040" style="width:0;height:1.5pt" o:hralign="center" o:hrstd="t" o:hr="t" fillcolor="#a0a0a0" stroked="f"/>
         </w:pict>
       </w:r>
     </w:p>
@@ -2350,7 +2356,7 @@
     <w:p>
       <w:r>
         <w:pict w14:anchorId="5BE32B34">
-          <v:rect id="_x0000_i1088" style="width:0;height:1.5pt" o:hralign="center" o:hrstd="t" o:hr="t" fillcolor="#a0a0a0" stroked="f"/>
+          <v:rect id="_x0000_i1041" style="width:0;height:1.5pt" o:hralign="center" o:hrstd="t" o:hr="t" fillcolor="#a0a0a0" stroked="f"/>
         </w:pict>
       </w:r>
     </w:p>
@@ -2482,7 +2488,7 @@
     <w:p>
       <w:r>
         <w:pict w14:anchorId="34FD50C5">
-          <v:rect id="_x0000_i1089" style="width:0;height:1.5pt" o:hralign="center" o:hrstd="t" o:hr="t" fillcolor="#a0a0a0" stroked="f"/>
+          <v:rect id="_x0000_i1042" style="width:0;height:1.5pt" o:hralign="center" o:hrstd="t" o:hr="t" fillcolor="#a0a0a0" stroked="f"/>
         </w:pict>
       </w:r>
     </w:p>
@@ -2615,7 +2621,7 @@
     <w:p>
       <w:r>
         <w:pict w14:anchorId="7510581A">
-          <v:rect id="_x0000_i1090" style="width:0;height:1.5pt" o:hralign="center" o:hrstd="t" o:hr="t" fillcolor="#a0a0a0" stroked="f"/>
+          <v:rect id="_x0000_i1043" style="width:0;height:1.5pt" o:hralign="center" o:hrstd="t" o:hr="t" fillcolor="#a0a0a0" stroked="f"/>
         </w:pict>
       </w:r>
     </w:p>
@@ -2747,7 +2753,7 @@
     <w:p>
       <w:r>
         <w:pict w14:anchorId="0F10C2AD">
-          <v:rect id="_x0000_i1091" style="width:0;height:1.5pt" o:hralign="center" o:hrstd="t" o:hr="t" fillcolor="#a0a0a0" stroked="f"/>
+          <v:rect id="_x0000_i1044" style="width:0;height:1.5pt" o:hralign="center" o:hrstd="t" o:hr="t" fillcolor="#a0a0a0" stroked="f"/>
         </w:pict>
       </w:r>
     </w:p>
@@ -2880,7 +2886,7 @@
     <w:p>
       <w:r>
         <w:pict w14:anchorId="1109299D">
-          <v:rect id="_x0000_i1092" style="width:0;height:1.5pt" o:hralign="center" o:hrstd="t" o:hr="t" fillcolor="#a0a0a0" stroked="f"/>
+          <v:rect id="_x0000_i1045" style="width:0;height:1.5pt" o:hralign="center" o:hrstd="t" o:hr="t" fillcolor="#a0a0a0" stroked="f"/>
         </w:pict>
       </w:r>
     </w:p>
@@ -3012,7 +3018,7 @@
     <w:p>
       <w:r>
         <w:pict w14:anchorId="278E1972">
-          <v:rect id="_x0000_i1093" style="width:0;height:1.5pt" o:hralign="center" o:hrstd="t" o:hr="t" fillcolor="#a0a0a0" stroked="f"/>
+          <v:rect id="_x0000_i1046" style="width:0;height:1.5pt" o:hralign="center" o:hrstd="t" o:hr="t" fillcolor="#a0a0a0" stroked="f"/>
         </w:pict>
       </w:r>
     </w:p>
@@ -3145,7 +3151,7 @@
     <w:p>
       <w:r>
         <w:pict w14:anchorId="1172E0BE">
-          <v:rect id="_x0000_i1094" style="width:0;height:1.5pt" o:hralign="center" o:hrstd="t" o:hr="t" fillcolor="#a0a0a0" stroked="f"/>
+          <v:rect id="_x0000_i1047" style="width:0;height:1.5pt" o:hralign="center" o:hrstd="t" o:hr="t" fillcolor="#a0a0a0" stroked="f"/>
         </w:pict>
       </w:r>
     </w:p>
@@ -3222,7 +3228,7 @@
     <w:p>
       <w:r>
         <w:pict w14:anchorId="7F248095">
-          <v:rect id="_x0000_i1095" style="width:0;height:1.5pt" o:hralign="center" o:hrstd="t" o:hr="t" fillcolor="#a0a0a0" stroked="f"/>
+          <v:rect id="_x0000_i1048" style="width:0;height:1.5pt" o:hralign="center" o:hrstd="t" o:hr="t" fillcolor="#a0a0a0" stroked="f"/>
         </w:pict>
       </w:r>
     </w:p>
@@ -3354,7 +3360,7 @@
     <w:p>
       <w:r>
         <w:pict w14:anchorId="3665D0BC">
-          <v:rect id="_x0000_i1096" style="width:0;height:1.5pt" o:hralign="center" o:hrstd="t" o:hr="t" fillcolor="#a0a0a0" stroked="f"/>
+          <v:rect id="_x0000_i1049" style="width:0;height:1.5pt" o:hralign="center" o:hrstd="t" o:hr="t" fillcolor="#a0a0a0" stroked="f"/>
         </w:pict>
       </w:r>
     </w:p>

--- a/baitap/th2_4.docx
+++ b/baitap/th2_4.docx
@@ -1054,7 +1054,13 @@
     </w:p>
     <w:p>
       <w:r>
-        <w:t>ther are three books on the tabl</w:t>
+        <w:t>ther</w:t>
+      </w:r>
+      <w:r>
+        <w:t>e</w:t>
+      </w:r>
+      <w:r>
+        <w:t xml:space="preserve"> are three books on the tabl</w:t>
       </w:r>
       <w:r>
         <w:t>e</w:t>
@@ -1261,7 +1267,10 @@
     <w:p>
       <w:r>
         <w:lastRenderedPageBreak/>
-        <w:t>It’s forty-five past six</w:t>
+        <w:t xml:space="preserve">It’s forty-five past </w:t>
+      </w:r>
+      <w:r>
+        <w:t>nine</w:t>
       </w:r>
     </w:p>
     <w:p>
